--- a/.docu/Referències.docx
+++ b/.docu/Referències.docx
@@ -100,6 +100,42 @@
         </w:rPr>
         <w:br/>
         <w:t>Pages used: 33 to 46, 48, 49, 64, 65, 73--85. Also the example in pages 52--54 might be relevant.</w:t>
+      </w:r>
+    </w:p>
+    <w:p>
+      <w:pPr>
+        <w:rPr>
+          <w:rFonts w:ascii="Arial" w:hAnsi="Arial" w:cs="Arial"/>
+        </w:rPr>
+      </w:pPr>
+    </w:p>
+    <w:p>
+      <w:pPr>
+        <w:rPr>
+          <w:rFonts w:ascii="Arial" w:hAnsi="Arial" w:cs="Arial"/>
+        </w:rPr>
+      </w:pPr>
+      <w:hyperlink r:id="rId8" w:history="1">
+        <w:r>
+          <w:rPr>
+            <w:rStyle w:val="Hyperlink"/>
+            <w:rFonts w:ascii="Arial" w:hAnsi="Arial" w:cs="Arial"/>
+          </w:rPr>
+          <w:t>https://pubs.usgs.gov/pp/1395/report.pdf</w:t>
+        </w:r>
+      </w:hyperlink>
+    </w:p>
+    <w:p>
+      <w:pPr>
+        <w:rPr>
+          <w:rFonts w:ascii="Arial" w:hAnsi="Arial" w:cs="Arial"/>
+        </w:rPr>
+      </w:pPr>
+      <w:r>
+        <w:rPr>
+          <w:rFonts w:ascii="Arial" w:hAnsi="Arial" w:cs="Arial"/>
+        </w:rPr>
+        <w:t>p91 per la projeccio de bcn plana</w:t>
       </w:r>
     </w:p>
     <w:p>
@@ -1031,6 +1067,7 @@
   <w:style w:type="character" w:default="1" w:styleId="DefaultParagraphFont">
     <w:name w:val="Default Paragraph Font"/>
     <w:uiPriority w:val="1"/>
+    <w:semiHidden/>
     <w:unhideWhenUsed/>
   </w:style>
   <w:style w:type="table" w:default="1" w:styleId="TableNormal">
@@ -1365,6 +1402,18 @@
     <w:rPr>
       <w:color w:val="605E5C"/>
       <w:shd w:val="clear" w:color="auto" w:fill="E1DFDD"/>
+    </w:rPr>
+  </w:style>
+  <w:style w:type="character" w:styleId="FollowedHyperlink">
+    <w:name w:val="FollowedHyperlink"/>
+    <w:basedOn w:val="DefaultParagraphFont"/>
+    <w:uiPriority w:val="99"/>
+    <w:semiHidden/>
+    <w:unhideWhenUsed/>
+    <w:rsid w:val="00E653FA"/>
+    <w:rPr>
+      <w:color w:val="96607D" w:themeColor="followedHyperlink"/>
+      <w:u w:val="single"/>
     </w:rPr>
   </w:style>
 </w:styles>
